--- a/docs/template_KO_proh.docx
+++ b/docs/template_KO_proh.docx
@@ -1,6 +1,6 @@
 
 <file path=word/document.xml><?xml version="1.0" encoding="utf-8"?>
-<w:document xmlns:wpc="http://schemas.microsoft.com/office/word/2010/wordprocessingCanvas" xmlns:cx="http://schemas.microsoft.com/office/drawing/2014/chartex" xmlns:cx1="http://schemas.microsoft.com/office/drawing/2015/9/8/chartex" xmlns:cx2="http://schemas.microsoft.com/office/drawing/2015/10/21/chartex" xmlns:cx3="http://schemas.microsoft.com/office/drawing/2016/5/9/chartex" xmlns:cx4="http://schemas.microsoft.com/office/drawing/2016/5/10/chartex" xmlns:cx5="http://schemas.microsoft.com/office/drawing/2016/5/11/chartex" xmlns:cx6="http://schemas.microsoft.com/office/drawing/2016/5/12/chartex" xmlns:cx7="http://schemas.microsoft.com/office/drawing/2016/5/13/chartex" xmlns:cx8="http://schemas.microsoft.com/office/drawing/2016/5/14/chartex" xmlns:mc="http://schemas.openxmlformats.org/markup-compatibility/2006" xmlns:aink="http://schemas.microsoft.com/office/drawing/2016/ink" xmlns:am3d="http://schemas.microsoft.com/office/drawing/2017/model3d" xmlns:o="urn:schemas-microsoft-com:office:office" xmlns:oel="http://schemas.microsoft.com/office/2019/extlst" xmlns:r="http://schemas.openxmlformats.org/officeDocument/2006/relationships" xmlns:m="http://schemas.openxmlformats.org/officeDocument/2006/math" xmlns:v="urn:schemas-microsoft-com:vml" xmlns:wp14="http://schemas.microsoft.com/office/word/2010/wordprocessingDrawing" xmlns:wp="http://schemas.openxmlformats.org/drawingml/2006/wordprocessingDrawing" xmlns:w10="urn:schemas-microsoft-com:office:word" xmlns:w="http://schemas.openxmlformats.org/wordprocessingml/2006/main" xmlns:w14="http://schemas.microsoft.com/office/word/2010/wordml" xmlns:w15="http://schemas.microsoft.com/office/word/2012/wordml" xmlns:w16cex="http://schemas.microsoft.com/office/word/2018/wordml/cex" xmlns:w16cid="http://schemas.microsoft.com/office/word/2016/wordml/cid" xmlns:w16="http://schemas.microsoft.com/office/word/2018/wordml" xmlns:w16du="http://schemas.microsoft.com/office/word/2023/wordml/word16du" xmlns:w16sdtdh="http://schemas.microsoft.com/office/word/2020/wordml/sdtdatahash" xmlns:w16sdtfl="http://schemas.microsoft.com/office/word/2024/wordml/sdtformatlock" xmlns:w16se="http://schemas.microsoft.com/office/word/2015/wordml/symex" xmlns:wpg="http://schemas.microsoft.com/office/word/2010/wordprocessingGroup" xmlns:wpi="http://schemas.microsoft.com/office/word/2010/wordprocessingInk" xmlns:wne="http://schemas.microsoft.com/office/word/2006/wordml" xmlns:wps="http://schemas.microsoft.com/office/word/2010/wordprocessingShape" mc:Ignorable="w14 w15 w16se w16cid w16 w16cex w16sdtdh w16sdtfl w16du wp14">
+<w:document xmlns:wpc="http://schemas.microsoft.com/office/word/2010/wordprocessingCanvas" xmlns:mc="http://schemas.openxmlformats.org/markup-compatibility/2006" xmlns:o="urn:schemas-microsoft-com:office:office" xmlns:r="http://schemas.openxmlformats.org/officeDocument/2006/relationships" xmlns:m="http://schemas.openxmlformats.org/officeDocument/2006/math" xmlns:v="urn:schemas-microsoft-com:vml" xmlns:wp14="http://schemas.microsoft.com/office/word/2010/wordprocessingDrawing" xmlns:wp="http://schemas.openxmlformats.org/drawingml/2006/wordprocessingDrawing" xmlns:w10="urn:schemas-microsoft-com:office:word" xmlns:w="http://schemas.openxmlformats.org/wordprocessingml/2006/main" xmlns:w14="http://schemas.microsoft.com/office/word/2010/wordml" xmlns:wpg="http://schemas.microsoft.com/office/word/2010/wordprocessingGroup" xmlns:wpi="http://schemas.microsoft.com/office/word/2010/wordprocessingInk" xmlns:wne="http://schemas.microsoft.com/office/word/2006/wordml" xmlns:wps="http://schemas.microsoft.com/office/word/2010/wordprocessingShape" mc:Ignorable="w14 wp14">
   <w:body>
     <w:tbl>
       <w:tblPr>
@@ -1458,7 +1458,6 @@
               </w:rPr>
               <w:t xml:space="preserve">№ </w:t>
             </w:r>
-            <w:proofErr w:type="gramStart"/>
             <w:r>
               <w:rPr>
                 <w:sz w:val="16"/>
@@ -1474,9 +1473,44 @@
                 <w:szCs w:val="16"/>
                 <w:lang w:val="en-GB"/>
               </w:rPr>
-              <w:t>nubmer</w:t>
+              <w:t>nu</w:t>
+            </w:r>
+            <w:r>
+              <w:rPr>
+                <w:sz w:val="16"/>
+                <w:szCs w:val="16"/>
+                <w:lang w:val="en-GB"/>
+              </w:rPr>
+              <w:t>m</w:t>
             </w:r>
             <w:proofErr w:type="spellEnd"/>
+            <w:r>
+              <w:rPr>
+                <w:sz w:val="16"/>
+                <w:szCs w:val="16"/>
+                <w:lang w:val="en-US"/>
+              </w:rPr>
+              <w:t>b</w:t>
+            </w:r>
+            <w:proofErr w:type="spellStart"/>
+            <w:r>
+              <w:rPr>
+                <w:sz w:val="16"/>
+                <w:szCs w:val="16"/>
+                <w:lang w:val="en-GB"/>
+              </w:rPr>
+              <w:t>er</w:t>
+            </w:r>
+            <w:proofErr w:type="spellEnd"/>
+            <w:proofErr w:type="gramStart"/>
+            <w:r>
+              <w:rPr>
+                <w:sz w:val="16"/>
+                <w:szCs w:val="16"/>
+                <w:lang w:val="en-GB"/>
+              </w:rPr>
+              <w:t xml:space="preserve"> }</w:t>
+            </w:r>
             <w:proofErr w:type="gramEnd"/>
             <w:r>
               <w:rPr>
@@ -1484,7 +1518,7 @@
                 <w:szCs w:val="16"/>
                 <w:lang w:val="en-GB"/>
               </w:rPr>
-              <w:t xml:space="preserve"> }}</w:t>
+              <w:t>}</w:t>
             </w:r>
           </w:p>
         </w:tc>
@@ -1666,7 +1700,6 @@
                 <w:lang w:val="en-GB"/>
               </w:rPr>
             </w:pPr>
-            <w:proofErr w:type="gramStart"/>
             <w:r>
               <w:rPr>
                 <w:sz w:val="16"/>
@@ -1682,16 +1715,7 @@
                 <w:szCs w:val="16"/>
                 <w:lang w:val="en-GB"/>
               </w:rPr>
-              <w:t>date</w:t>
-            </w:r>
-            <w:proofErr w:type="gramEnd"/>
-            <w:r>
-              <w:rPr>
-                <w:sz w:val="16"/>
-                <w:szCs w:val="16"/>
-                <w:lang w:val="en-GB"/>
-              </w:rPr>
-              <w:t>_day</w:t>
+              <w:t>date_day</w:t>
             </w:r>
             <w:proofErr w:type="spellEnd"/>
             <w:r>
@@ -1753,7 +1777,6 @@
                 <w:lang w:val="en-GB"/>
               </w:rPr>
             </w:pPr>
-            <w:proofErr w:type="gramStart"/>
             <w:r>
               <w:rPr>
                 <w:sz w:val="16"/>
@@ -1769,16 +1792,7 @@
                 <w:szCs w:val="16"/>
                 <w:lang w:val="en-GB"/>
               </w:rPr>
-              <w:t>date</w:t>
-            </w:r>
-            <w:proofErr w:type="gramEnd"/>
-            <w:r>
-              <w:rPr>
-                <w:sz w:val="16"/>
-                <w:szCs w:val="16"/>
-                <w:lang w:val="en-GB"/>
-              </w:rPr>
-              <w:t>_month</w:t>
+              <w:t>date_month</w:t>
             </w:r>
             <w:proofErr w:type="spellEnd"/>
             <w:r>
@@ -1832,7 +1846,6 @@
                 <w:lang w:val="en-GB"/>
               </w:rPr>
             </w:pPr>
-            <w:proofErr w:type="gramStart"/>
             <w:r>
               <w:rPr>
                 <w:sz w:val="16"/>
@@ -1848,16 +1861,7 @@
                 <w:szCs w:val="16"/>
                 <w:lang w:val="en-GB"/>
               </w:rPr>
-              <w:t>date</w:t>
-            </w:r>
-            <w:proofErr w:type="gramEnd"/>
-            <w:r>
-              <w:rPr>
-                <w:sz w:val="16"/>
-                <w:szCs w:val="16"/>
-                <w:lang w:val="en-GB"/>
-              </w:rPr>
-              <w:t>_year</w:t>
+              <w:t>date_year</w:t>
             </w:r>
             <w:proofErr w:type="spellEnd"/>
             <w:r>
@@ -2867,7 +2871,6 @@
               </w:rPr>
               <w:t xml:space="preserve">№ </w:t>
             </w:r>
-            <w:proofErr w:type="gramStart"/>
             <w:r>
               <w:rPr>
                 <w:rStyle w:val="normaltextrun"/>
@@ -2895,7 +2898,7 @@
               </w:rPr>
               <w:t>number</w:t>
             </w:r>
-            <w:proofErr w:type="gramEnd"/>
+            <w:proofErr w:type="gramStart"/>
             <w:r>
               <w:rPr>
                 <w:rStyle w:val="normaltextrun"/>
@@ -2907,8 +2910,9 @@
                 <w:szCs w:val="28"/>
                 <w:shd w:val="clear" w:color="auto" w:fill="FFFFFF"/>
               </w:rPr>
-              <w:t xml:space="preserve"> }}</w:t>
+              <w:t xml:space="preserve"> }</w:t>
             </w:r>
+            <w:proofErr w:type="gramEnd"/>
             <w:r>
               <w:rPr>
                 <w:rStyle w:val="normaltextrun"/>
@@ -2920,7 +2924,7 @@
                 <w:szCs w:val="28"/>
                 <w:shd w:val="clear" w:color="auto" w:fill="FFFFFF"/>
               </w:rPr>
-              <w:t xml:space="preserve"> от</w:t>
+              <w:t>}</w:t>
             </w:r>
             <w:r>
               <w:rPr>
@@ -2933,9 +2937,21 @@
                 <w:szCs w:val="28"/>
                 <w:shd w:val="clear" w:color="auto" w:fill="FFFFFF"/>
               </w:rPr>
+              <w:t xml:space="preserve"> от</w:t>
+            </w:r>
+            <w:r>
+              <w:rPr>
+                <w:rStyle w:val="normaltextrun"/>
+                <w:rFonts w:ascii="Calibri" w:hAnsi="Calibri" w:cs="Calibri"/>
+                <w:b/>
+                <w:bCs/>
+                <w:color w:val="000000"/>
+                <w:sz w:val="28"/>
+                <w:szCs w:val="28"/>
+                <w:shd w:val="clear" w:color="auto" w:fill="FFFFFF"/>
+              </w:rPr>
               <w:t xml:space="preserve"> </w:t>
             </w:r>
-            <w:proofErr w:type="gramStart"/>
             <w:r>
               <w:rPr>
                 <w:rStyle w:val="normaltextrun"/>
@@ -2963,7 +2979,6 @@
               </w:rPr>
               <w:t>date</w:t>
             </w:r>
-            <w:proofErr w:type="gramEnd"/>
             <w:r>
               <w:rPr>
                 <w:rStyle w:val="normaltextrun"/>
@@ -4452,7 +4467,6 @@
                 <w:lang w:val="en-GB"/>
               </w:rPr>
             </w:pPr>
-            <w:proofErr w:type="gramStart"/>
             <w:r>
               <w:rPr>
                 <w:lang w:val="en-GB"/>
@@ -4464,9 +4478,8 @@
               <w:rPr>
                 <w:lang w:val="en-GB"/>
               </w:rPr>
-              <w:t>total</w:t>
+              <w:t>half</w:t>
             </w:r>
-            <w:proofErr w:type="gramEnd"/>
             <w:r>
               <w:rPr>
                 <w:lang w:val="en-GB"/>
@@ -4899,41 +4912,31 @@
                 <w:lang w:val="en-GB"/>
               </w:rPr>
             </w:pPr>
-            <w:proofErr w:type="gramStart"/>
             <w:r>
               <w:rPr>
                 <w:sz w:val="16"/>
                 <w:szCs w:val="16"/>
                 <w:lang w:val="en-GB"/>
               </w:rPr>
-              <w:t xml:space="preserve">{{ </w:t>
+              <w:t>{{ hal</w:t>
             </w:r>
-            <w:proofErr w:type="spellStart"/>
+            <w:bookmarkStart w:id="0" w:name="_GoBack"/>
+            <w:bookmarkEnd w:id="0"/>
             <w:r>
               <w:rPr>
                 <w:sz w:val="16"/>
                 <w:szCs w:val="16"/>
                 <w:lang w:val="en-GB"/>
               </w:rPr>
-              <w:t>total</w:t>
+              <w:t>f</w:t>
             </w:r>
-            <w:proofErr w:type="gramEnd"/>
             <w:r>
               <w:rPr>
                 <w:sz w:val="16"/>
                 <w:szCs w:val="16"/>
                 <w:lang w:val="en-GB"/>
               </w:rPr>
-              <w:t>_words</w:t>
-            </w:r>
-            <w:proofErr w:type="spellEnd"/>
-            <w:r>
-              <w:rPr>
-                <w:sz w:val="16"/>
-                <w:szCs w:val="16"/>
-                <w:lang w:val="en-GB"/>
-              </w:rPr>
-              <w:t xml:space="preserve"> }}</w:t>
+              <w:t>_words }}</w:t>
             </w:r>
           </w:p>
         </w:tc>
@@ -5998,7 +6001,6 @@
                 <w:lang w:val="en-GB"/>
               </w:rPr>
             </w:pPr>
-            <w:proofErr w:type="gramStart"/>
             <w:r>
               <w:rPr>
                 <w:sz w:val="16"/>
@@ -6014,16 +6016,7 @@
                 <w:szCs w:val="16"/>
                 <w:lang w:val="en-GB"/>
               </w:rPr>
-              <w:t>date</w:t>
-            </w:r>
-            <w:proofErr w:type="gramEnd"/>
-            <w:r>
-              <w:rPr>
-                <w:sz w:val="16"/>
-                <w:szCs w:val="16"/>
-                <w:lang w:val="en-GB"/>
-              </w:rPr>
-              <w:t>_day</w:t>
+              <w:t>date_day</w:t>
             </w:r>
             <w:proofErr w:type="spellEnd"/>
             <w:r>
@@ -6085,7 +6078,6 @@
                 <w:lang w:val="en-GB"/>
               </w:rPr>
             </w:pPr>
-            <w:proofErr w:type="gramStart"/>
             <w:r>
               <w:rPr>
                 <w:sz w:val="16"/>
@@ -6101,16 +6093,7 @@
                 <w:szCs w:val="16"/>
                 <w:lang w:val="en-GB"/>
               </w:rPr>
-              <w:t>date</w:t>
-            </w:r>
-            <w:proofErr w:type="gramEnd"/>
-            <w:r>
-              <w:rPr>
-                <w:sz w:val="16"/>
-                <w:szCs w:val="16"/>
-                <w:lang w:val="en-GB"/>
-              </w:rPr>
-              <w:t>_month</w:t>
+              <w:t>date_month</w:t>
             </w:r>
             <w:proofErr w:type="spellEnd"/>
             <w:r>
@@ -6164,7 +6147,6 @@
                 <w:lang w:val="en-GB"/>
               </w:rPr>
             </w:pPr>
-            <w:proofErr w:type="gramStart"/>
             <w:r>
               <w:rPr>
                 <w:sz w:val="16"/>
@@ -6180,16 +6162,7 @@
                 <w:szCs w:val="16"/>
                 <w:lang w:val="en-GB"/>
               </w:rPr>
-              <w:t>date</w:t>
-            </w:r>
-            <w:proofErr w:type="gramEnd"/>
-            <w:r>
-              <w:rPr>
-                <w:sz w:val="16"/>
-                <w:szCs w:val="16"/>
-                <w:lang w:val="en-GB"/>
-              </w:rPr>
-              <w:t>_year</w:t>
+              <w:t>date_year</w:t>
             </w:r>
             <w:proofErr w:type="spellEnd"/>
             <w:r>
@@ -8163,7 +8136,7 @@
 </file>
 
 <file path=word/endnotes.xml><?xml version="1.0" encoding="utf-8"?>
-<w:endnotes xmlns:wpc="http://schemas.microsoft.com/office/word/2010/wordprocessingCanvas" xmlns:cx="http://schemas.microsoft.com/office/drawing/2014/chartex" xmlns:cx1="http://schemas.microsoft.com/office/drawing/2015/9/8/chartex" xmlns:cx2="http://schemas.microsoft.com/office/drawing/2015/10/21/chartex" xmlns:cx3="http://schemas.microsoft.com/office/drawing/2016/5/9/chartex" xmlns:cx4="http://schemas.microsoft.com/office/drawing/2016/5/10/chartex" xmlns:cx5="http://schemas.microsoft.com/office/drawing/2016/5/11/chartex" xmlns:cx6="http://schemas.microsoft.com/office/drawing/2016/5/12/chartex" xmlns:cx7="http://schemas.microsoft.com/office/drawing/2016/5/13/chartex" xmlns:cx8="http://schemas.microsoft.com/office/drawing/2016/5/14/chartex" xmlns:mc="http://schemas.openxmlformats.org/markup-compatibility/2006" xmlns:aink="http://schemas.microsoft.com/office/drawing/2016/ink" xmlns:am3d="http://schemas.microsoft.com/office/drawing/2017/model3d" xmlns:o="urn:schemas-microsoft-com:office:office" xmlns:oel="http://schemas.microsoft.com/office/2019/extlst" xmlns:r="http://schemas.openxmlformats.org/officeDocument/2006/relationships" xmlns:m="http://schemas.openxmlformats.org/officeDocument/2006/math" xmlns:v="urn:schemas-microsoft-com:vml" xmlns:wp14="http://schemas.microsoft.com/office/word/2010/wordprocessingDrawing" xmlns:wp="http://schemas.openxmlformats.org/drawingml/2006/wordprocessingDrawing" xmlns:w10="urn:schemas-microsoft-com:office:word" xmlns:w="http://schemas.openxmlformats.org/wordprocessingml/2006/main" xmlns:w14="http://schemas.microsoft.com/office/word/2010/wordml" xmlns:w15="http://schemas.microsoft.com/office/word/2012/wordml" xmlns:w16cex="http://schemas.microsoft.com/office/word/2018/wordml/cex" xmlns:w16cid="http://schemas.microsoft.com/office/word/2016/wordml/cid" xmlns:w16="http://schemas.microsoft.com/office/word/2018/wordml" xmlns:w16du="http://schemas.microsoft.com/office/word/2023/wordml/word16du" xmlns:w16sdtdh="http://schemas.microsoft.com/office/word/2020/wordml/sdtdatahash" xmlns:w16sdtfl="http://schemas.microsoft.com/office/word/2024/wordml/sdtformatlock" xmlns:w16se="http://schemas.microsoft.com/office/word/2015/wordml/symex" xmlns:wpg="http://schemas.microsoft.com/office/word/2010/wordprocessingGroup" xmlns:wpi="http://schemas.microsoft.com/office/word/2010/wordprocessingInk" xmlns:wne="http://schemas.microsoft.com/office/word/2006/wordml" xmlns:wps="http://schemas.microsoft.com/office/word/2010/wordprocessingShape" mc:Ignorable="w14 w15 w16se w16cid w16 w16cex w16sdtdh w16sdtfl w16du wp14">
+<w:endnotes xmlns:wpc="http://schemas.microsoft.com/office/word/2010/wordprocessingCanvas" xmlns:mc="http://schemas.openxmlformats.org/markup-compatibility/2006" xmlns:o="urn:schemas-microsoft-com:office:office" xmlns:r="http://schemas.openxmlformats.org/officeDocument/2006/relationships" xmlns:m="http://schemas.openxmlformats.org/officeDocument/2006/math" xmlns:v="urn:schemas-microsoft-com:vml" xmlns:wp14="http://schemas.microsoft.com/office/word/2010/wordprocessingDrawing" xmlns:wp="http://schemas.openxmlformats.org/drawingml/2006/wordprocessingDrawing" xmlns:w10="urn:schemas-microsoft-com:office:word" xmlns:w="http://schemas.openxmlformats.org/wordprocessingml/2006/main" xmlns:w14="http://schemas.microsoft.com/office/word/2010/wordml" xmlns:wpg="http://schemas.microsoft.com/office/word/2010/wordprocessingGroup" xmlns:wpi="http://schemas.microsoft.com/office/word/2010/wordprocessingInk" xmlns:wne="http://schemas.microsoft.com/office/word/2006/wordml" xmlns:wps="http://schemas.microsoft.com/office/word/2010/wordprocessingShape" mc:Ignorable="w14 wp14">
   <w:endnote w:type="separator" w:id="-1">
     <w:p>
       <w:r>
@@ -8182,7 +8155,7 @@
 </file>
 
 <file path=word/footnotes.xml><?xml version="1.0" encoding="utf-8"?>
-<w:footnotes xmlns:wpc="http://schemas.microsoft.com/office/word/2010/wordprocessingCanvas" xmlns:cx="http://schemas.microsoft.com/office/drawing/2014/chartex" xmlns:cx1="http://schemas.microsoft.com/office/drawing/2015/9/8/chartex" xmlns:cx2="http://schemas.microsoft.com/office/drawing/2015/10/21/chartex" xmlns:cx3="http://schemas.microsoft.com/office/drawing/2016/5/9/chartex" xmlns:cx4="http://schemas.microsoft.com/office/drawing/2016/5/10/chartex" xmlns:cx5="http://schemas.microsoft.com/office/drawing/2016/5/11/chartex" xmlns:cx6="http://schemas.microsoft.com/office/drawing/2016/5/12/chartex" xmlns:cx7="http://schemas.microsoft.com/office/drawing/2016/5/13/chartex" xmlns:cx8="http://schemas.microsoft.com/office/drawing/2016/5/14/chartex" xmlns:mc="http://schemas.openxmlformats.org/markup-compatibility/2006" xmlns:aink="http://schemas.microsoft.com/office/drawing/2016/ink" xmlns:am3d="http://schemas.microsoft.com/office/drawing/2017/model3d" xmlns:o="urn:schemas-microsoft-com:office:office" xmlns:oel="http://schemas.microsoft.com/office/2019/extlst" xmlns:r="http://schemas.openxmlformats.org/officeDocument/2006/relationships" xmlns:m="http://schemas.openxmlformats.org/officeDocument/2006/math" xmlns:v="urn:schemas-microsoft-com:vml" xmlns:wp14="http://schemas.microsoft.com/office/word/2010/wordprocessingDrawing" xmlns:wp="http://schemas.openxmlformats.org/drawingml/2006/wordprocessingDrawing" xmlns:w10="urn:schemas-microsoft-com:office:word" xmlns:w="http://schemas.openxmlformats.org/wordprocessingml/2006/main" xmlns:w14="http://schemas.microsoft.com/office/word/2010/wordml" xmlns:w15="http://schemas.microsoft.com/office/word/2012/wordml" xmlns:w16cex="http://schemas.microsoft.com/office/word/2018/wordml/cex" xmlns:w16cid="http://schemas.microsoft.com/office/word/2016/wordml/cid" xmlns:w16="http://schemas.microsoft.com/office/word/2018/wordml" xmlns:w16du="http://schemas.microsoft.com/office/word/2023/wordml/word16du" xmlns:w16sdtdh="http://schemas.microsoft.com/office/word/2020/wordml/sdtdatahash" xmlns:w16sdtfl="http://schemas.microsoft.com/office/word/2024/wordml/sdtformatlock" xmlns:w16se="http://schemas.microsoft.com/office/word/2015/wordml/symex" xmlns:wpg="http://schemas.microsoft.com/office/word/2010/wordprocessingGroup" xmlns:wpi="http://schemas.microsoft.com/office/word/2010/wordprocessingInk" xmlns:wne="http://schemas.microsoft.com/office/word/2006/wordml" xmlns:wps="http://schemas.microsoft.com/office/word/2010/wordprocessingShape" mc:Ignorable="w14 w15 w16se w16cid w16 w16cex w16sdtdh w16sdtfl w16du wp14">
+<w:footnotes xmlns:wpc="http://schemas.microsoft.com/office/word/2010/wordprocessingCanvas" xmlns:mc="http://schemas.openxmlformats.org/markup-compatibility/2006" xmlns:o="urn:schemas-microsoft-com:office:office" xmlns:r="http://schemas.openxmlformats.org/officeDocument/2006/relationships" xmlns:m="http://schemas.openxmlformats.org/officeDocument/2006/math" xmlns:v="urn:schemas-microsoft-com:vml" xmlns:wp14="http://schemas.microsoft.com/office/word/2010/wordprocessingDrawing" xmlns:wp="http://schemas.openxmlformats.org/drawingml/2006/wordprocessingDrawing" xmlns:w10="urn:schemas-microsoft-com:office:word" xmlns:w="http://schemas.openxmlformats.org/wordprocessingml/2006/main" xmlns:w14="http://schemas.microsoft.com/office/word/2010/wordml" xmlns:wpg="http://schemas.microsoft.com/office/word/2010/wordprocessingGroup" xmlns:wpi="http://schemas.microsoft.com/office/word/2010/wordprocessingInk" xmlns:wne="http://schemas.microsoft.com/office/word/2006/wordml" xmlns:wps="http://schemas.microsoft.com/office/word/2010/wordprocessingShape" mc:Ignorable="w14 wp14">
   <w:footnote w:type="separator" w:id="-1">
     <w:p>
       <w:r>
@@ -8201,17 +8174,17 @@
 </file>
 
 <file path=word/styles.xml><?xml version="1.0" encoding="utf-8"?>
-<w:styles xmlns:mc="http://schemas.openxmlformats.org/markup-compatibility/2006" xmlns:r="http://schemas.openxmlformats.org/officeDocument/2006/relationships" xmlns:w="http://schemas.openxmlformats.org/wordprocessingml/2006/main" xmlns:w14="http://schemas.microsoft.com/office/word/2010/wordml" xmlns:w15="http://schemas.microsoft.com/office/word/2012/wordml" xmlns:w16cex="http://schemas.microsoft.com/office/word/2018/wordml/cex" xmlns:w16cid="http://schemas.microsoft.com/office/word/2016/wordml/cid" xmlns:w16="http://schemas.microsoft.com/office/word/2018/wordml" xmlns:w16du="http://schemas.microsoft.com/office/word/2023/wordml/word16du" xmlns:w16sdtdh="http://schemas.microsoft.com/office/word/2020/wordml/sdtdatahash" xmlns:w16sdtfl="http://schemas.microsoft.com/office/word/2024/wordml/sdtformatlock" xmlns:w16se="http://schemas.microsoft.com/office/word/2015/wordml/symex" mc:Ignorable="w14 w15 w16se w16cid w16 w16cex w16sdtdh w16sdtfl w16du">
+<w:styles xmlns:mc="http://schemas.openxmlformats.org/markup-compatibility/2006" xmlns:r="http://schemas.openxmlformats.org/officeDocument/2006/relationships" xmlns:w="http://schemas.openxmlformats.org/wordprocessingml/2006/main" xmlns:w14="http://schemas.microsoft.com/office/word/2010/wordml" mc:Ignorable="w14">
   <w:docDefaults>
     <w:rPrDefault>
       <w:rPr>
         <w:rFonts w:ascii="Calibri" w:eastAsia="Times New Roman" w:hAnsi="Calibri" w:cs="Times New Roman"/>
-        <w:lang w:val="en-GB" w:eastAsia="en-GB" w:bidi="ar-SA"/>
+        <w:lang w:val="ru-RU" w:eastAsia="ru-RU" w:bidi="ar-SA"/>
       </w:rPr>
     </w:rPrDefault>
     <w:pPrDefault/>
   </w:docDefaults>
-  <w:latentStyles w:defLockedState="0" w:defUIPriority="99" w:defSemiHidden="0" w:defUnhideWhenUsed="0" w:defQFormat="0" w:count="376">
+  <w:latentStyles w:defLockedState="0" w:defUIPriority="99" w:defSemiHidden="0" w:defUnhideWhenUsed="0" w:defQFormat="0" w:count="267">
     <w:lsdException w:name="Normal" w:uiPriority="0" w:qFormat="1"/>
     <w:lsdException w:name="heading 1" w:uiPriority="9" w:qFormat="1"/>
     <w:lsdException w:name="heading 2" w:semiHidden="1" w:uiPriority="9" w:unhideWhenUsed="1" w:qFormat="1"/>
@@ -8403,115 +8376,6 @@
     <w:lsdException w:name="Book Title" w:uiPriority="33" w:qFormat="1"/>
     <w:lsdException w:name="Bibliography" w:semiHidden="1" w:uiPriority="37" w:unhideWhenUsed="1"/>
     <w:lsdException w:name="TOC Heading" w:semiHidden="1" w:uiPriority="39" w:unhideWhenUsed="1" w:qFormat="1"/>
-    <w:lsdException w:name="Plain Table 1" w:uiPriority="41"/>
-    <w:lsdException w:name="Plain Table 2" w:uiPriority="42"/>
-    <w:lsdException w:name="Plain Table 3" w:uiPriority="43"/>
-    <w:lsdException w:name="Plain Table 4" w:uiPriority="44"/>
-    <w:lsdException w:name="Plain Table 5" w:uiPriority="45"/>
-    <w:lsdException w:name="Grid Table Light" w:uiPriority="40"/>
-    <w:lsdException w:name="Grid Table 1 Light" w:uiPriority="46"/>
-    <w:lsdException w:name="Grid Table 2" w:uiPriority="47"/>
-    <w:lsdException w:name="Grid Table 3" w:uiPriority="48"/>
-    <w:lsdException w:name="Grid Table 4" w:uiPriority="49"/>
-    <w:lsdException w:name="Grid Table 5 Dark" w:uiPriority="50"/>
-    <w:lsdException w:name="Grid Table 6 Colorful" w:uiPriority="51"/>
-    <w:lsdException w:name="Grid Table 7 Colorful" w:uiPriority="52"/>
-    <w:lsdException w:name="Grid Table 1 Light Accent 1" w:uiPriority="46"/>
-    <w:lsdException w:name="Grid Table 2 Accent 1" w:uiPriority="47"/>
-    <w:lsdException w:name="Grid Table 3 Accent 1" w:uiPriority="48"/>
-    <w:lsdException w:name="Grid Table 4 Accent 1" w:uiPriority="49"/>
-    <w:lsdException w:name="Grid Table 5 Dark Accent 1" w:uiPriority="50"/>
-    <w:lsdException w:name="Grid Table 6 Colorful Accent 1" w:uiPriority="51"/>
-    <w:lsdException w:name="Grid Table 7 Colorful Accent 1" w:uiPriority="52"/>
-    <w:lsdException w:name="Grid Table 1 Light Accent 2" w:uiPriority="46"/>
-    <w:lsdException w:name="Grid Table 2 Accent 2" w:uiPriority="47"/>
-    <w:lsdException w:name="Grid Table 3 Accent 2" w:uiPriority="48"/>
-    <w:lsdException w:name="Grid Table 4 Accent 2" w:uiPriority="49"/>
-    <w:lsdException w:name="Grid Table 5 Dark Accent 2" w:uiPriority="50"/>
-    <w:lsdException w:name="Grid Table 6 Colorful Accent 2" w:uiPriority="51"/>
-    <w:lsdException w:name="Grid Table 7 Colorful Accent 2" w:uiPriority="52"/>
-    <w:lsdException w:name="Grid Table 1 Light Accent 3" w:uiPriority="46"/>
-    <w:lsdException w:name="Grid Table 2 Accent 3" w:uiPriority="47"/>
-    <w:lsdException w:name="Grid Table 3 Accent 3" w:uiPriority="48"/>
-    <w:lsdException w:name="Grid Table 4 Accent 3" w:uiPriority="49"/>
-    <w:lsdException w:name="Grid Table 5 Dark Accent 3" w:uiPriority="50"/>
-    <w:lsdException w:name="Grid Table 6 Colorful Accent 3" w:uiPriority="51"/>
-    <w:lsdException w:name="Grid Table 7 Colorful Accent 3" w:uiPriority="52"/>
-    <w:lsdException w:name="Grid Table 1 Light Accent 4" w:uiPriority="46"/>
-    <w:lsdException w:name="Grid Table 2 Accent 4" w:uiPriority="47"/>
-    <w:lsdException w:name="Grid Table 3 Accent 4" w:uiPriority="48"/>
-    <w:lsdException w:name="Grid Table 4 Accent 4" w:uiPriority="49"/>
-    <w:lsdException w:name="Grid Table 5 Dark Accent 4" w:uiPriority="50"/>
-    <w:lsdException w:name="Grid Table 6 Colorful Accent 4" w:uiPriority="51"/>
-    <w:lsdException w:name="Grid Table 7 Colorful Accent 4" w:uiPriority="52"/>
-    <w:lsdException w:name="Grid Table 1 Light Accent 5" w:uiPriority="46"/>
-    <w:lsdException w:name="Grid Table 2 Accent 5" w:uiPriority="47"/>
-    <w:lsdException w:name="Grid Table 3 Accent 5" w:uiPriority="48"/>
-    <w:lsdException w:name="Grid Table 4 Accent 5" w:uiPriority="49"/>
-    <w:lsdException w:name="Grid Table 5 Dark Accent 5" w:uiPriority="50"/>
-    <w:lsdException w:name="Grid Table 6 Colorful Accent 5" w:uiPriority="51"/>
-    <w:lsdException w:name="Grid Table 7 Colorful Accent 5" w:uiPriority="52"/>
-    <w:lsdException w:name="Grid Table 1 Light Accent 6" w:uiPriority="46"/>
-    <w:lsdException w:name="Grid Table 2 Accent 6" w:uiPriority="47"/>
-    <w:lsdException w:name="Grid Table 3 Accent 6" w:uiPriority="48"/>
-    <w:lsdException w:name="Grid Table 4 Accent 6" w:uiPriority="49"/>
-    <w:lsdException w:name="Grid Table 5 Dark Accent 6" w:uiPriority="50"/>
-    <w:lsdException w:name="Grid Table 6 Colorful Accent 6" w:uiPriority="51"/>
-    <w:lsdException w:name="Grid Table 7 Colorful Accent 6" w:uiPriority="52"/>
-    <w:lsdException w:name="List Table 1 Light" w:uiPriority="46"/>
-    <w:lsdException w:name="List Table 2" w:uiPriority="47"/>
-    <w:lsdException w:name="List Table 3" w:uiPriority="48"/>
-    <w:lsdException w:name="List Table 4" w:uiPriority="49"/>
-    <w:lsdException w:name="List Table 5 Dark" w:uiPriority="50"/>
-    <w:lsdException w:name="List Table 6 Colorful" w:uiPriority="51"/>
-    <w:lsdException w:name="List Table 7 Colorful" w:uiPriority="52"/>
-    <w:lsdException w:name="List Table 1 Light Accent 1" w:uiPriority="46"/>
-    <w:lsdException w:name="List Table 2 Accent 1" w:uiPriority="47"/>
-    <w:lsdException w:name="List Table 3 Accent 1" w:uiPriority="48"/>
-    <w:lsdException w:name="List Table 4 Accent 1" w:uiPriority="49"/>
-    <w:lsdException w:name="List Table 5 Dark Accent 1" w:uiPriority="50"/>
-    <w:lsdException w:name="List Table 6 Colorful Accent 1" w:uiPriority="51"/>
-    <w:lsdException w:name="List Table 7 Colorful Accent 1" w:uiPriority="52"/>
-    <w:lsdException w:name="List Table 1 Light Accent 2" w:uiPriority="46"/>
-    <w:lsdException w:name="List Table 2 Accent 2" w:uiPriority="47"/>
-    <w:lsdException w:name="List Table 3 Accent 2" w:uiPriority="48"/>
-    <w:lsdException w:name="List Table 4 Accent 2" w:uiPriority="49"/>
-    <w:lsdException w:name="List Table 5 Dark Accent 2" w:uiPriority="50"/>
-    <w:lsdException w:name="List Table 6 Colorful Accent 2" w:uiPriority="51"/>
-    <w:lsdException w:name="List Table 7 Colorful Accent 2" w:uiPriority="52"/>
-    <w:lsdException w:name="List Table 1 Light Accent 3" w:uiPriority="46"/>
-    <w:lsdException w:name="List Table 2 Accent 3" w:uiPriority="47"/>
-    <w:lsdException w:name="List Table 3 Accent 3" w:uiPriority="48"/>
-    <w:lsdException w:name="List Table 4 Accent 3" w:uiPriority="49"/>
-    <w:lsdException w:name="List Table 5 Dark Accent 3" w:uiPriority="50"/>
-    <w:lsdException w:name="List Table 6 Colorful Accent 3" w:uiPriority="51"/>
-    <w:lsdException w:name="List Table 7 Colorful Accent 3" w:uiPriority="52"/>
-    <w:lsdException w:name="List Table 1 Light Accent 4" w:uiPriority="46"/>
-    <w:lsdException w:name="List Table 2 Accent 4" w:uiPriority="47"/>
-    <w:lsdException w:name="List Table 3 Accent 4" w:uiPriority="48"/>
-    <w:lsdException w:name="List Table 4 Accent 4" w:uiPriority="49"/>
-    <w:lsdException w:name="List Table 5 Dark Accent 4" w:uiPriority="50"/>
-    <w:lsdException w:name="List Table 6 Colorful Accent 4" w:uiPriority="51"/>
-    <w:lsdException w:name="List Table 7 Colorful Accent 4" w:uiPriority="52"/>
-    <w:lsdException w:name="List Table 1 Light Accent 5" w:uiPriority="46"/>
-    <w:lsdException w:name="List Table 2 Accent 5" w:uiPriority="47"/>
-    <w:lsdException w:name="List Table 3 Accent 5" w:uiPriority="48"/>
-    <w:lsdException w:name="List Table 4 Accent 5" w:uiPriority="49"/>
-    <w:lsdException w:name="List Table 5 Dark Accent 5" w:uiPriority="50"/>
-    <w:lsdException w:name="List Table 6 Colorful Accent 5" w:uiPriority="51"/>
-    <w:lsdException w:name="List Table 7 Colorful Accent 5" w:uiPriority="52"/>
-    <w:lsdException w:name="List Table 1 Light Accent 6" w:uiPriority="46"/>
-    <w:lsdException w:name="List Table 2 Accent 6" w:uiPriority="47"/>
-    <w:lsdException w:name="List Table 3 Accent 6" w:uiPriority="48"/>
-    <w:lsdException w:name="List Table 4 Accent 6" w:uiPriority="49"/>
-    <w:lsdException w:name="List Table 5 Dark Accent 6" w:uiPriority="50"/>
-    <w:lsdException w:name="List Table 6 Colorful Accent 6" w:uiPriority="51"/>
-    <w:lsdException w:name="List Table 7 Colorful Accent 6" w:uiPriority="52"/>
-    <w:lsdException w:name="Mention" w:semiHidden="1" w:unhideWhenUsed="1"/>
-    <w:lsdException w:name="Smart Hyperlink" w:semiHidden="1" w:unhideWhenUsed="1"/>
-    <w:lsdException w:name="Hashtag" w:semiHidden="1" w:unhideWhenUsed="1"/>
-    <w:lsdException w:name="Unresolved Mention" w:semiHidden="1" w:unhideWhenUsed="1"/>
-    <w:lsdException w:name="Smart Link" w:semiHidden="1" w:unhideWhenUsed="1"/>
   </w:latentStyles>
   <w:style w:type="paragraph" w:default="1" w:styleId="a">
     <w:name w:val="Normal"/>
@@ -8522,7 +8386,6 @@
     </w:pPr>
     <w:rPr>
       <w:rFonts w:ascii="Times New Roman" w:hAnsi="Times New Roman"/>
-      <w:lang w:val="ru-RU" w:eastAsia="ru-RU"/>
     </w:rPr>
   </w:style>
   <w:style w:type="character" w:default="1" w:styleId="a0">
@@ -8606,6 +8469,196 @@
     <w:rPr>
       <w:rFonts w:cs="Times New Roman"/>
     </w:rPr>
+  </w:style>
+</w:styles>
+</file>
+
+<file path=word/stylesWithEffects.xml><?xml version="1.0" encoding="utf-8"?>
+<w:styles xmlns:wpc="http://schemas.microsoft.com/office/word/2010/wordprocessingCanvas" xmlns:mc="http://schemas.openxmlformats.org/markup-compatibility/2006" xmlns:o="urn:schemas-microsoft-com:office:office" xmlns:r="http://schemas.openxmlformats.org/officeDocument/2006/relationships" xmlns:m="http://schemas.openxmlformats.org/officeDocument/2006/math" xmlns:v="urn:schemas-microsoft-com:vml" xmlns:wp14="http://schemas.microsoft.com/office/word/2010/wordprocessingDrawing" xmlns:wp="http://schemas.openxmlformats.org/drawingml/2006/wordprocessingDrawing" xmlns:w10="urn:schemas-microsoft-com:office:word" xmlns:w="http://schemas.openxmlformats.org/wordprocessingml/2006/main" xmlns:w14="http://schemas.microsoft.com/office/word/2010/wordml" xmlns:wpg="http://schemas.microsoft.com/office/word/2010/wordprocessingGroup" xmlns:wpi="http://schemas.microsoft.com/office/word/2010/wordprocessingInk" xmlns:wne="http://schemas.microsoft.com/office/word/2006/wordml" xmlns:wps="http://schemas.microsoft.com/office/word/2010/wordprocessingShape" mc:Ignorable="w14 wp14">
+  <w:docDefaults>
+    <w:rPrDefault>
+      <w:rPr>
+        <w:rFonts w:asciiTheme="minorHAnsi" w:eastAsiaTheme="minorEastAsia" w:hAnsiTheme="minorHAnsi" w:cstheme="minorBidi"/>
+        <w:sz w:val="22"/>
+        <w:szCs w:val="22"/>
+        <w:lang w:val="ru-RU" w:eastAsia="ru-RU" w:bidi="ar-SA"/>
+      </w:rPr>
+    </w:rPrDefault>
+    <w:pPrDefault>
+      <w:pPr>
+        <w:spacing w:after="200" w:line="276" w:lineRule="auto"/>
+      </w:pPr>
+    </w:pPrDefault>
+  </w:docDefaults>
+  <w:latentStyles w:defLockedState="0" w:defUIPriority="99" w:defSemiHidden="1" w:defUnhideWhenUsed="1" w:defQFormat="0" w:count="267">
+    <w:lsdException w:name="Normal" w:semiHidden="0" w:uiPriority="0" w:unhideWhenUsed="0" w:qFormat="1"/>
+    <w:lsdException w:name="heading 1" w:semiHidden="0" w:uiPriority="9" w:unhideWhenUsed="0" w:qFormat="1"/>
+    <w:lsdException w:name="heading 2" w:uiPriority="9" w:qFormat="1"/>
+    <w:lsdException w:name="heading 3" w:uiPriority="9" w:qFormat="1"/>
+    <w:lsdException w:name="heading 4" w:uiPriority="9" w:qFormat="1"/>
+    <w:lsdException w:name="heading 5" w:uiPriority="9" w:qFormat="1"/>
+    <w:lsdException w:name="heading 6" w:uiPriority="9" w:qFormat="1"/>
+    <w:lsdException w:name="heading 7" w:uiPriority="9" w:qFormat="1"/>
+    <w:lsdException w:name="heading 8" w:uiPriority="9" w:qFormat="1"/>
+    <w:lsdException w:name="heading 9" w:uiPriority="9" w:qFormat="1"/>
+    <w:lsdException w:name="toc 1" w:uiPriority="39"/>
+    <w:lsdException w:name="toc 2" w:uiPriority="39"/>
+    <w:lsdException w:name="toc 3" w:uiPriority="39"/>
+    <w:lsdException w:name="toc 4" w:uiPriority="39"/>
+    <w:lsdException w:name="toc 5" w:uiPriority="39"/>
+    <w:lsdException w:name="toc 6" w:uiPriority="39"/>
+    <w:lsdException w:name="toc 7" w:uiPriority="39"/>
+    <w:lsdException w:name="toc 8" w:uiPriority="39"/>
+    <w:lsdException w:name="toc 9" w:uiPriority="39"/>
+    <w:lsdException w:name="caption" w:uiPriority="35" w:qFormat="1"/>
+    <w:lsdException w:name="Title" w:semiHidden="0" w:uiPriority="10" w:unhideWhenUsed="0" w:qFormat="1"/>
+    <w:lsdException w:name="Default Paragraph Font" w:uiPriority="1"/>
+    <w:lsdException w:name="Subtitle" w:semiHidden="0" w:uiPriority="11" w:unhideWhenUsed="0" w:qFormat="1"/>
+    <w:lsdException w:name="Strong" w:semiHidden="0" w:uiPriority="22" w:unhideWhenUsed="0" w:qFormat="1"/>
+    <w:lsdException w:name="Emphasis" w:semiHidden="0" w:uiPriority="20" w:unhideWhenUsed="0" w:qFormat="1"/>
+    <w:lsdException w:name="Table Grid" w:semiHidden="0" w:uiPriority="59" w:unhideWhenUsed="0"/>
+    <w:lsdException w:name="Placeholder Text" w:unhideWhenUsed="0"/>
+    <w:lsdException w:name="No Spacing" w:semiHidden="0" w:uiPriority="1" w:unhideWhenUsed="0" w:qFormat="1"/>
+    <w:lsdException w:name="Light Shading" w:semiHidden="0" w:uiPriority="60" w:unhideWhenUsed="0"/>
+    <w:lsdException w:name="Light List" w:semiHidden="0" w:uiPriority="61" w:unhideWhenUsed="0"/>
+    <w:lsdException w:name="Light Grid" w:semiHidden="0" w:uiPriority="62" w:unhideWhenUsed="0"/>
+    <w:lsdException w:name="Medium Shading 1" w:semiHidden="0" w:uiPriority="63" w:unhideWhenUsed="0"/>
+    <w:lsdException w:name="Medium Shading 2" w:semiHidden="0" w:uiPriority="64" w:unhideWhenUsed="0"/>
+    <w:lsdException w:name="Medium List 1" w:semiHidden="0" w:uiPriority="65" w:unhideWhenUsed="0"/>
+    <w:lsdException w:name="Medium List 2" w:semiHidden="0" w:uiPriority="66" w:unhideWhenUsed="0"/>
+    <w:lsdException w:name="Medium Grid 1" w:semiHidden="0" w:uiPriority="67" w:unhideWhenUsed="0"/>
+    <w:lsdException w:name="Medium Grid 2" w:semiHidden="0" w:uiPriority="68" w:unhideWhenUsed="0"/>
+    <w:lsdException w:name="Medium Grid 3" w:semiHidden="0" w:uiPriority="69" w:unhideWhenUsed="0"/>
+    <w:lsdException w:name="Dark List" w:semiHidden="0" w:uiPriority="70" w:unhideWhenUsed="0"/>
+    <w:lsdException w:name="Colorful Shading" w:semiHidden="0" w:uiPriority="71" w:unhideWhenUsed="0"/>
+    <w:lsdException w:name="Colorful List" w:semiHidden="0" w:uiPriority="72" w:unhideWhenUsed="0"/>
+    <w:lsdException w:name="Colorful Grid" w:semiHidden="0" w:uiPriority="73" w:unhideWhenUsed="0"/>
+    <w:lsdException w:name="Light Shading Accent 1" w:semiHidden="0" w:uiPriority="60" w:unhideWhenUsed="0"/>
+    <w:lsdException w:name="Light List Accent 1" w:semiHidden="0" w:uiPriority="61" w:unhideWhenUsed="0"/>
+    <w:lsdException w:name="Light Grid Accent 1" w:semiHidden="0" w:uiPriority="62" w:unhideWhenUsed="0"/>
+    <w:lsdException w:name="Medium Shading 1 Accent 1" w:semiHidden="0" w:uiPriority="63" w:unhideWhenUsed="0"/>
+    <w:lsdException w:name="Medium Shading 2 Accent 1" w:semiHidden="0" w:uiPriority="64" w:unhideWhenUsed="0"/>
+    <w:lsdException w:name="Medium List 1 Accent 1" w:semiHidden="0" w:uiPriority="65" w:unhideWhenUsed="0"/>
+    <w:lsdException w:name="Revision" w:unhideWhenUsed="0"/>
+    <w:lsdException w:name="List Paragraph" w:semiHidden="0" w:uiPriority="34" w:unhideWhenUsed="0" w:qFormat="1"/>
+    <w:lsdException w:name="Quote" w:semiHidden="0" w:uiPriority="29" w:unhideWhenUsed="0" w:qFormat="1"/>
+    <w:lsdException w:name="Intense Quote" w:semiHidden="0" w:uiPriority="30" w:unhideWhenUsed="0" w:qFormat="1"/>
+    <w:lsdException w:name="Medium List 2 Accent 1" w:semiHidden="0" w:uiPriority="66" w:unhideWhenUsed="0"/>
+    <w:lsdException w:name="Medium Grid 1 Accent 1" w:semiHidden="0" w:uiPriority="67" w:unhideWhenUsed="0"/>
+    <w:lsdException w:name="Medium Grid 2 Accent 1" w:semiHidden="0" w:uiPriority="68" w:unhideWhenUsed="0"/>
+    <w:lsdException w:name="Medium Grid 3 Accent 1" w:semiHidden="0" w:uiPriority="69" w:unhideWhenUsed="0"/>
+    <w:lsdException w:name="Dark List Accent 1" w:semiHidden="0" w:uiPriority="70" w:unhideWhenUsed="0"/>
+    <w:lsdException w:name="Colorful Shading Accent 1" w:semiHidden="0" w:uiPriority="71" w:unhideWhenUsed="0"/>
+    <w:lsdException w:name="Colorful List Accent 1" w:semiHidden="0" w:uiPriority="72" w:unhideWhenUsed="0"/>
+    <w:lsdException w:name="Colorful Grid Accent 1" w:semiHidden="0" w:uiPriority="73" w:unhideWhenUsed="0"/>
+    <w:lsdException w:name="Light Shading Accent 2" w:semiHidden="0" w:uiPriority="60" w:unhideWhenUsed="0"/>
+    <w:lsdException w:name="Light List Accent 2" w:semiHidden="0" w:uiPriority="61" w:unhideWhenUsed="0"/>
+    <w:lsdException w:name="Light Grid Accent 2" w:semiHidden="0" w:uiPriority="62" w:unhideWhenUsed="0"/>
+    <w:lsdException w:name="Medium Shading 1 Accent 2" w:semiHidden="0" w:uiPriority="63" w:unhideWhenUsed="0"/>
+    <w:lsdException w:name="Medium Shading 2 Accent 2" w:semiHidden="0" w:uiPriority="64" w:unhideWhenUsed="0"/>
+    <w:lsdException w:name="Medium List 1 Accent 2" w:semiHidden="0" w:uiPriority="65" w:unhideWhenUsed="0"/>
+    <w:lsdException w:name="Medium List 2 Accent 2" w:semiHidden="0" w:uiPriority="66" w:unhideWhenUsed="0"/>
+    <w:lsdException w:name="Medium Grid 1 Accent 2" w:semiHidden="0" w:uiPriority="67" w:unhideWhenUsed="0"/>
+    <w:lsdException w:name="Medium Grid 2 Accent 2" w:semiHidden="0" w:uiPriority="68" w:unhideWhenUsed="0"/>
+    <w:lsdException w:name="Medium Grid 3 Accent 2" w:semiHidden="0" w:uiPriority="69" w:unhideWhenUsed="0"/>
+    <w:lsdException w:name="Dark List Accent 2" w:semiHidden="0" w:uiPriority="70" w:unhideWhenUsed="0"/>
+    <w:lsdException w:name="Colorful Shading Accent 2" w:semiHidden="0" w:uiPriority="71" w:unhideWhenUsed="0"/>
+    <w:lsdException w:name="Colorful List Accent 2" w:semiHidden="0" w:uiPriority="72" w:unhideWhenUsed="0"/>
+    <w:lsdException w:name="Colorful Grid Accent 2" w:semiHidden="0" w:uiPriority="73" w:unhideWhenUsed="0"/>
+    <w:lsdException w:name="Light Shading Accent 3" w:semiHidden="0" w:uiPriority="60" w:unhideWhenUsed="0"/>
+    <w:lsdException w:name="Light List Accent 3" w:semiHidden="0" w:uiPriority="61" w:unhideWhenUsed="0"/>
+    <w:lsdException w:name="Light Grid Accent 3" w:semiHidden="0" w:uiPriority="62" w:unhideWhenUsed="0"/>
+    <w:lsdException w:name="Medium Shading 1 Accent 3" w:semiHidden="0" w:uiPriority="63" w:unhideWhenUsed="0"/>
+    <w:lsdException w:name="Medium Shading 2 Accent 3" w:semiHidden="0" w:uiPriority="64" w:unhideWhenUsed="0"/>
+    <w:lsdException w:name="Medium List 1 Accent 3" w:semiHidden="0" w:uiPriority="65" w:unhideWhenUsed="0"/>
+    <w:lsdException w:name="Medium List 2 Accent 3" w:semiHidden="0" w:uiPriority="66" w:unhideWhenUsed="0"/>
+    <w:lsdException w:name="Medium Grid 1 Accent 3" w:semiHidden="0" w:uiPriority="67" w:unhideWhenUsed="0"/>
+    <w:lsdException w:name="Medium Grid 2 Accent 3" w:semiHidden="0" w:uiPriority="68" w:unhideWhenUsed="0"/>
+    <w:lsdException w:name="Medium Grid 3 Accent 3" w:semiHidden="0" w:uiPriority="69" w:unhideWhenUsed="0"/>
+    <w:lsdException w:name="Dark List Accent 3" w:semiHidden="0" w:uiPriority="70" w:unhideWhenUsed="0"/>
+    <w:lsdException w:name="Colorful Shading Accent 3" w:semiHidden="0" w:uiPriority="71" w:unhideWhenUsed="0"/>
+    <w:lsdException w:name="Colorful List Accent 3" w:semiHidden="0" w:uiPriority="72" w:unhideWhenUsed="0"/>
+    <w:lsdException w:name="Colorful Grid Accent 3" w:semiHidden="0" w:uiPriority="73" w:unhideWhenUsed="0"/>
+    <w:lsdException w:name="Light Shading Accent 4" w:semiHidden="0" w:uiPriority="60" w:unhideWhenUsed="0"/>
+    <w:lsdException w:name="Light List Accent 4" w:semiHidden="0" w:uiPriority="61" w:unhideWhenUsed="0"/>
+    <w:lsdException w:name="Light Grid Accent 4" w:semiHidden="0" w:uiPriority="62" w:unhideWhenUsed="0"/>
+    <w:lsdException w:name="Medium Shading 1 Accent 4" w:semiHidden="0" w:uiPriority="63" w:unhideWhenUsed="0"/>
+    <w:lsdException w:name="Medium Shading 2 Accent 4" w:semiHidden="0" w:uiPriority="64" w:unhideWhenUsed="0"/>
+    <w:lsdException w:name="Medium List 1 Accent 4" w:semiHidden="0" w:uiPriority="65" w:unhideWhenUsed="0"/>
+    <w:lsdException w:name="Medium List 2 Accent 4" w:semiHidden="0" w:uiPriority="66" w:unhideWhenUsed="0"/>
+    <w:lsdException w:name="Medium Grid 1 Accent 4" w:semiHidden="0" w:uiPriority="67" w:unhideWhenUsed="0"/>
+    <w:lsdException w:name="Medium Grid 2 Accent 4" w:semiHidden="0" w:uiPriority="68" w:unhideWhenUsed="0"/>
+    <w:lsdException w:name="Medium Grid 3 Accent 4" w:semiHidden="0" w:uiPriority="69" w:unhideWhenUsed="0"/>
+    <w:lsdException w:name="Dark List Accent 4" w:semiHidden="0" w:uiPriority="70" w:unhideWhenUsed="0"/>
+    <w:lsdException w:name="Colorful Shading Accent 4" w:semiHidden="0" w:uiPriority="71" w:unhideWhenUsed="0"/>
+    <w:lsdException w:name="Colorful List Accent 4" w:semiHidden="0" w:uiPriority="72" w:unhideWhenUsed="0"/>
+    <w:lsdException w:name="Colorful Grid Accent 4" w:semiHidden="0" w:uiPriority="73" w:unhideWhenUsed="0"/>
+    <w:lsdException w:name="Light Shading Accent 5" w:semiHidden="0" w:uiPriority="60" w:unhideWhenUsed="0"/>
+    <w:lsdException w:name="Light List Accent 5" w:semiHidden="0" w:uiPriority="61" w:unhideWhenUsed="0"/>
+    <w:lsdException w:name="Light Grid Accent 5" w:semiHidden="0" w:uiPriority="62" w:unhideWhenUsed="0"/>
+    <w:lsdException w:name="Medium Shading 1 Accent 5" w:semiHidden="0" w:uiPriority="63" w:unhideWhenUsed="0"/>
+    <w:lsdException w:name="Medium Shading 2 Accent 5" w:semiHidden="0" w:uiPriority="64" w:unhideWhenUsed="0"/>
+    <w:lsdException w:name="Medium List 1 Accent 5" w:semiHidden="0" w:uiPriority="65" w:unhideWhenUsed="0"/>
+    <w:lsdException w:name="Medium List 2 Accent 5" w:semiHidden="0" w:uiPriority="66" w:unhideWhenUsed="0"/>
+    <w:lsdException w:name="Medium Grid 1 Accent 5" w:semiHidden="0" w:uiPriority="67" w:unhideWhenUsed="0"/>
+    <w:lsdException w:name="Medium Grid 2 Accent 5" w:semiHidden="0" w:uiPriority="68" w:unhideWhenUsed="0"/>
+    <w:lsdException w:name="Medium Grid 3 Accent 5" w:semiHidden="0" w:uiPriority="69" w:unhideWhenUsed="0"/>
+    <w:lsdException w:name="Dark List Accent 5" w:semiHidden="0" w:uiPriority="70" w:unhideWhenUsed="0"/>
+    <w:lsdException w:name="Colorful Shading Accent 5" w:semiHidden="0" w:uiPriority="71" w:unhideWhenUsed="0"/>
+    <w:lsdException w:name="Colorful List Accent 5" w:semiHidden="0" w:uiPriority="72" w:unhideWhenUsed="0"/>
+    <w:lsdException w:name="Colorful Grid Accent 5" w:semiHidden="0" w:uiPriority="73" w:unhideWhenUsed="0"/>
+    <w:lsdException w:name="Light Shading Accent 6" w:semiHidden="0" w:uiPriority="60" w:unhideWhenUsed="0"/>
+    <w:lsdException w:name="Light List Accent 6" w:semiHidden="0" w:uiPriority="61" w:unhideWhenUsed="0"/>
+    <w:lsdException w:name="Light Grid Accent 6" w:semiHidden="0" w:uiPriority="62" w:unhideWhenUsed="0"/>
+    <w:lsdException w:name="Medium Shading 1 Accent 6" w:semiHidden="0" w:uiPriority="63" w:unhideWhenUsed="0"/>
+    <w:lsdException w:name="Medium Shading 2 Accent 6" w:semiHidden="0" w:uiPriority="64" w:unhideWhenUsed="0"/>
+    <w:lsdException w:name="Medium List 1 Accent 6" w:semiHidden="0" w:uiPriority="65" w:unhideWhenUsed="0"/>
+    <w:lsdException w:name="Medium List 2 Accent 6" w:semiHidden="0" w:uiPriority="66" w:unhideWhenUsed="0"/>
+    <w:lsdException w:name="Medium Grid 1 Accent 6" w:semiHidden="0" w:uiPriority="67" w:unhideWhenUsed="0"/>
+    <w:lsdException w:name="Medium Grid 2 Accent 6" w:semiHidden="0" w:uiPriority="68" w:unhideWhenUsed="0"/>
+    <w:lsdException w:name="Medium Grid 3 Accent 6" w:semiHidden="0" w:uiPriority="69" w:unhideWhenUsed="0"/>
+    <w:lsdException w:name="Dark List Accent 6" w:semiHidden="0" w:uiPriority="70" w:unhideWhenUsed="0"/>
+    <w:lsdException w:name="Colorful Shading Accent 6" w:semiHidden="0" w:uiPriority="71" w:unhideWhenUsed="0"/>
+    <w:lsdException w:name="Colorful List Accent 6" w:semiHidden="0" w:uiPriority="72" w:unhideWhenUsed="0"/>
+    <w:lsdException w:name="Colorful Grid Accent 6" w:semiHidden="0" w:uiPriority="73" w:unhideWhenUsed="0"/>
+    <w:lsdException w:name="Subtle Emphasis" w:semiHidden="0" w:uiPriority="19" w:unhideWhenUsed="0" w:qFormat="1"/>
+    <w:lsdException w:name="Intense Emphasis" w:semiHidden="0" w:uiPriority="21" w:unhideWhenUsed="0" w:qFormat="1"/>
+    <w:lsdException w:name="Subtle Reference" w:semiHidden="0" w:uiPriority="31" w:unhideWhenUsed="0" w:qFormat="1"/>
+    <w:lsdException w:name="Intense Reference" w:semiHidden="0" w:uiPriority="32" w:unhideWhenUsed="0" w:qFormat="1"/>
+    <w:lsdException w:name="Book Title" w:semiHidden="0" w:uiPriority="33" w:unhideWhenUsed="0" w:qFormat="1"/>
+    <w:lsdException w:name="Bibliography" w:uiPriority="37"/>
+    <w:lsdException w:name="TOC Heading" w:uiPriority="39" w:qFormat="1"/>
+  </w:latentStyles>
+  <w:style w:type="paragraph" w:default="1" w:styleId="a">
+    <w:name w:val="Normal"/>
+    <w:qFormat/>
+  </w:style>
+  <w:style w:type="character" w:default="1" w:styleId="a0">
+    <w:name w:val="Default Paragraph Font"/>
+    <w:uiPriority w:val="1"/>
+    <w:semiHidden/>
+    <w:unhideWhenUsed/>
+  </w:style>
+  <w:style w:type="table" w:default="1" w:styleId="a1">
+    <w:name w:val="Normal Table"/>
+    <w:uiPriority w:val="99"/>
+    <w:semiHidden/>
+    <w:unhideWhenUsed/>
+    <w:tblPr>
+      <w:tblInd w:w="0" w:type="dxa"/>
+      <w:tblCellMar>
+        <w:top w:w="0" w:type="dxa"/>
+        <w:left w:w="108" w:type="dxa"/>
+        <w:bottom w:w="0" w:type="dxa"/>
+        <w:right w:w="108" w:type="dxa"/>
+      </w:tblCellMar>
+    </w:tblPr>
+  </w:style>
+  <w:style w:type="numbering" w:default="1" w:styleId="a2">
+    <w:name w:val="No List"/>
+    <w:uiPriority w:val="99"/>
+    <w:semiHidden/>
+    <w:unhideWhenUsed/>
   </w:style>
 </w:styles>
 </file>
